--- a/test-data/document/rtl.docx
+++ b/test-data/document/rtl.docx
@@ -14,7 +14,7 @@
       <w:r>
         <w:rPr>
           <w:bCs/>
-          <w:rtl w:val="true"/>
+          <w:rtl/>
         </w:rPr>
         <w:t>إسبانيا</w:t>
       </w:r>
@@ -107,6 +107,7 @@
       <w:r>
         <w:rPr>
           <w:i/>
+          <w:rtl w:val="false"/>
           <w:lang w:val="es-ES"/>
         </w:rPr>
         <w:t>Reino de España</w:t>
